--- a/engine/adib_study/ADIB_Bibliography_10-09-2026.docx
+++ b/engine/adib_study/ADIB_Bibliography_10-09-2026.docx
@@ -6869,7 +6869,7 @@
                 <w:color w:val="1C3A36"/>
                 <w:sz w:val="13"/>
               </w:rPr>
-              <w:t>0.105</w:t>
+              <w:t>0.09</w:t>
             </w:r>
           </w:p>
         </w:tc>
@@ -9676,7 +9676,7 @@
                 <w:color w:val="1C3A36"/>
                 <w:sz w:val="13"/>
               </w:rPr>
-              <w:t>0.105</w:t>
+              <w:t>0.09</w:t>
             </w:r>
           </w:p>
         </w:tc>
